--- a/数据清洗_财务PIT/题目.docx
+++ b/数据清洗_财务PIT/题目.docx
@@ -5,13 +5,13 @@
     <w:p>
       <w:pPr>
         <w:rPr>
-          <w:rFonts w:hint="eastAsia"/>
+          <w:rFonts w:hint="eastAsia" w:ascii="苹方" w:hAnsi="苹方" w:eastAsia="苹方" w:cs="苹方"/>
           <w:lang w:val="en-US" w:eastAsia="zh-CN"/>
         </w:rPr>
       </w:pPr>
       <w:r>
         <w:rPr>
-          <w:rFonts w:hint="eastAsia"/>
+          <w:rFonts w:hint="eastAsia" w:ascii="苹方" w:hAnsi="苹方" w:eastAsia="苹方" w:cs="苹方"/>
           <w:lang w:val="en-US" w:eastAsia="zh-CN"/>
         </w:rPr>
         <w:t>题目</w:t>
@@ -24,18 +24,20 @@
           <w:numId w:val="1"/>
         </w:numPr>
         <w:rPr>
-          <w:rFonts w:hint="eastAsia"/>
+          <w:rFonts w:hint="eastAsia" w:ascii="苹方" w:hAnsi="苹方" w:eastAsia="苹方" w:cs="苹方"/>
           <w:lang w:val="en-US" w:eastAsia="zh-CN"/>
         </w:rPr>
       </w:pPr>
+      <w:bookmarkStart w:id="0" w:name="_GoBack"/>
       <w:r>
         <w:rPr>
-          <w:rFonts w:hint="eastAsia"/>
+          <w:rFonts w:hint="eastAsia" w:ascii="苹方" w:hAnsi="苹方" w:eastAsia="苹方" w:cs="苹方"/>
           <w:lang w:val="en-US" w:eastAsia="zh-CN"/>
         </w:rPr>
         <w:t>附件中为2020第一季度起，所有股票的利润表数据。包含列如下：</w:t>
       </w:r>
     </w:p>
+    <w:bookmarkEnd w:id="0"/>
     <w:tbl>
       <w:tblPr>
         <w:tblStyle w:val="3"/>
@@ -74,14 +76,14 @@
                 <w:numId w:val="0"/>
               </w:numPr>
               <w:rPr>
-                <w:rFonts w:hint="default"/>
-                <w:vertAlign w:val="baseline"/>
-                <w:lang w:val="en-US" w:eastAsia="zh-CN"/>
-              </w:rPr>
-            </w:pPr>
-            <w:r>
-              <w:rPr>
-                <w:rFonts w:hint="eastAsia"/>
+                <w:rFonts w:hint="eastAsia" w:ascii="苹方" w:hAnsi="苹方" w:eastAsia="苹方" w:cs="苹方"/>
+                <w:vertAlign w:val="baseline"/>
+                <w:lang w:val="en-US" w:eastAsia="zh-CN"/>
+              </w:rPr>
+            </w:pPr>
+            <w:r>
+              <w:rPr>
+                <w:rFonts w:hint="eastAsia" w:ascii="苹方" w:hAnsi="苹方" w:eastAsia="苹方" w:cs="苹方"/>
                 <w:vertAlign w:val="baseline"/>
                 <w:lang w:val="en-US" w:eastAsia="zh-CN"/>
               </w:rPr>
@@ -100,14 +102,14 @@
                 <w:numId w:val="0"/>
               </w:numPr>
               <w:rPr>
-                <w:rFonts w:hint="default"/>
-                <w:vertAlign w:val="baseline"/>
-                <w:lang w:val="en-US" w:eastAsia="zh-CN"/>
-              </w:rPr>
-            </w:pPr>
-            <w:r>
-              <w:rPr>
-                <w:rFonts w:hint="eastAsia"/>
+                <w:rFonts w:hint="eastAsia" w:ascii="苹方" w:hAnsi="苹方" w:eastAsia="苹方" w:cs="苹方"/>
+                <w:vertAlign w:val="baseline"/>
+                <w:lang w:val="en-US" w:eastAsia="zh-CN"/>
+              </w:rPr>
+            </w:pPr>
+            <w:r>
+              <w:rPr>
+                <w:rFonts w:hint="eastAsia" w:ascii="苹方" w:hAnsi="苹方" w:eastAsia="苹方" w:cs="苹方"/>
                 <w:vertAlign w:val="baseline"/>
                 <w:lang w:val="en-US" w:eastAsia="zh-CN"/>
               </w:rPr>
@@ -126,14 +128,14 @@
                 <w:numId w:val="0"/>
               </w:numPr>
               <w:rPr>
-                <w:rFonts w:hint="default"/>
-                <w:vertAlign w:val="baseline"/>
-                <w:lang w:val="en-US" w:eastAsia="zh-CN"/>
-              </w:rPr>
-            </w:pPr>
-            <w:r>
-              <w:rPr>
-                <w:rFonts w:hint="eastAsia"/>
+                <w:rFonts w:hint="eastAsia" w:ascii="苹方" w:hAnsi="苹方" w:eastAsia="苹方" w:cs="苹方"/>
+                <w:vertAlign w:val="baseline"/>
+                <w:lang w:val="en-US" w:eastAsia="zh-CN"/>
+              </w:rPr>
+            </w:pPr>
+            <w:r>
+              <w:rPr>
+                <w:rFonts w:hint="eastAsia" w:ascii="苹方" w:hAnsi="苹方" w:eastAsia="苹方" w:cs="苹方"/>
                 <w:vertAlign w:val="baseline"/>
                 <w:lang w:val="en-US" w:eastAsia="zh-CN"/>
               </w:rPr>
@@ -154,14 +156,14 @@
                 <w:numId w:val="0"/>
               </w:numPr>
               <w:rPr>
-                <w:rFonts w:hint="default"/>
-                <w:vertAlign w:val="baseline"/>
-                <w:lang w:val="en-US" w:eastAsia="zh-CN"/>
-              </w:rPr>
-            </w:pPr>
-            <w:r>
-              <w:rPr>
-                <w:rFonts w:hint="eastAsia"/>
+                <w:rFonts w:hint="eastAsia" w:ascii="苹方" w:hAnsi="苹方" w:eastAsia="苹方" w:cs="苹方"/>
+                <w:vertAlign w:val="baseline"/>
+                <w:lang w:val="en-US" w:eastAsia="zh-CN"/>
+              </w:rPr>
+            </w:pPr>
+            <w:r>
+              <w:rPr>
+                <w:rFonts w:hint="eastAsia" w:ascii="苹方" w:hAnsi="苹方" w:eastAsia="苹方" w:cs="苹方"/>
                 <w:vertAlign w:val="baseline"/>
                 <w:lang w:val="en-US" w:eastAsia="zh-CN"/>
               </w:rPr>
@@ -180,14 +182,14 @@
                 <w:numId w:val="0"/>
               </w:numPr>
               <w:rPr>
-                <w:rFonts w:hint="default"/>
-                <w:vertAlign w:val="baseline"/>
-                <w:lang w:val="en-US" w:eastAsia="zh-CN"/>
-              </w:rPr>
-            </w:pPr>
-            <w:r>
-              <w:rPr>
-                <w:rFonts w:hint="eastAsia"/>
+                <w:rFonts w:hint="eastAsia" w:ascii="苹方" w:hAnsi="苹方" w:eastAsia="苹方" w:cs="苹方"/>
+                <w:vertAlign w:val="baseline"/>
+                <w:lang w:val="en-US" w:eastAsia="zh-CN"/>
+              </w:rPr>
+            </w:pPr>
+            <w:r>
+              <w:rPr>
+                <w:rFonts w:hint="eastAsia" w:ascii="苹方" w:hAnsi="苹方" w:eastAsia="苹方" w:cs="苹方"/>
                 <w:vertAlign w:val="baseline"/>
                 <w:lang w:val="en-US" w:eastAsia="zh-CN"/>
               </w:rPr>
@@ -206,7 +208,7 @@
                 <w:numId w:val="0"/>
               </w:numPr>
               <w:rPr>
-                <w:rFonts w:hint="default"/>
+                <w:rFonts w:hint="eastAsia" w:ascii="苹方" w:hAnsi="苹方" w:eastAsia="苹方" w:cs="苹方"/>
                 <w:vertAlign w:val="baseline"/>
                 <w:lang w:val="en-US" w:eastAsia="zh-CN"/>
               </w:rPr>
@@ -226,14 +228,14 @@
                 <w:numId w:val="0"/>
               </w:numPr>
               <w:rPr>
-                <w:rFonts w:hint="default"/>
-                <w:vertAlign w:val="baseline"/>
-                <w:lang w:val="en-US" w:eastAsia="zh-CN"/>
-              </w:rPr>
-            </w:pPr>
-            <w:r>
-              <w:rPr>
-                <w:rFonts w:hint="eastAsia"/>
+                <w:rFonts w:hint="eastAsia" w:ascii="苹方" w:hAnsi="苹方" w:eastAsia="苹方" w:cs="苹方"/>
+                <w:vertAlign w:val="baseline"/>
+                <w:lang w:val="en-US" w:eastAsia="zh-CN"/>
+              </w:rPr>
+            </w:pPr>
+            <w:r>
+              <w:rPr>
+                <w:rFonts w:hint="eastAsia" w:ascii="苹方" w:hAnsi="苹方" w:eastAsia="苹方" w:cs="苹方"/>
                 <w:vertAlign w:val="baseline"/>
                 <w:lang w:val="en-US" w:eastAsia="zh-CN"/>
               </w:rPr>
@@ -252,14 +254,14 @@
                 <w:numId w:val="0"/>
               </w:numPr>
               <w:rPr>
-                <w:rFonts w:hint="default"/>
-                <w:vertAlign w:val="baseline"/>
-                <w:lang w:val="en-US" w:eastAsia="zh-CN"/>
-              </w:rPr>
-            </w:pPr>
-            <w:r>
-              <w:rPr>
-                <w:rFonts w:hint="eastAsia"/>
+                <w:rFonts w:hint="eastAsia" w:ascii="苹方" w:hAnsi="苹方" w:eastAsia="苹方" w:cs="苹方"/>
+                <w:vertAlign w:val="baseline"/>
+                <w:lang w:val="en-US" w:eastAsia="zh-CN"/>
+              </w:rPr>
+            </w:pPr>
+            <w:r>
+              <w:rPr>
+                <w:rFonts w:hint="eastAsia" w:ascii="苹方" w:hAnsi="苹方" w:eastAsia="苹方" w:cs="苹方"/>
                 <w:vertAlign w:val="baseline"/>
                 <w:lang w:val="en-US" w:eastAsia="zh-CN"/>
               </w:rPr>
@@ -278,7 +280,7 @@
                 <w:numId w:val="0"/>
               </w:numPr>
               <w:rPr>
-                <w:rFonts w:hint="default"/>
+                <w:rFonts w:hint="eastAsia" w:ascii="苹方" w:hAnsi="苹方" w:eastAsia="苹方" w:cs="苹方"/>
                 <w:vertAlign w:val="baseline"/>
                 <w:lang w:val="en-US" w:eastAsia="zh-CN"/>
               </w:rPr>
@@ -298,15 +300,14 @@
                 <w:numId w:val="0"/>
               </w:numPr>
               <w:rPr>
-                <w:rFonts w:hint="default"/>
-                <w:vertAlign w:val="baseline"/>
-                <w:lang w:val="en-US" w:eastAsia="zh-CN"/>
-              </w:rPr>
-            </w:pPr>
-            <w:bookmarkStart w:id="0" w:name="_GoBack"/>
-            <w:r>
-              <w:rPr>
-                <w:rFonts w:hint="eastAsia"/>
+                <w:rFonts w:hint="eastAsia" w:ascii="苹方" w:hAnsi="苹方" w:eastAsia="苹方" w:cs="苹方"/>
+                <w:vertAlign w:val="baseline"/>
+                <w:lang w:val="en-US" w:eastAsia="zh-CN"/>
+              </w:rPr>
+            </w:pPr>
+            <w:r>
+              <w:rPr>
+                <w:rFonts w:hint="eastAsia" w:ascii="苹方" w:hAnsi="苹方" w:eastAsia="苹方" w:cs="苹方"/>
                 <w:vertAlign w:val="baseline"/>
                 <w:lang w:val="en-US" w:eastAsia="zh-CN"/>
               </w:rPr>
@@ -325,14 +326,14 @@
                 <w:numId w:val="0"/>
               </w:numPr>
               <w:rPr>
-                <w:rFonts w:hint="default"/>
-                <w:vertAlign w:val="baseline"/>
-                <w:lang w:val="en-US" w:eastAsia="zh-CN"/>
-              </w:rPr>
-            </w:pPr>
-            <w:r>
-              <w:rPr>
-                <w:rFonts w:hint="eastAsia"/>
+                <w:rFonts w:hint="eastAsia" w:ascii="苹方" w:hAnsi="苹方" w:eastAsia="苹方" w:cs="苹方"/>
+                <w:vertAlign w:val="baseline"/>
+                <w:lang w:val="en-US" w:eastAsia="zh-CN"/>
+              </w:rPr>
+            </w:pPr>
+            <w:r>
+              <w:rPr>
+                <w:rFonts w:hint="eastAsia" w:ascii="苹方" w:hAnsi="苹方" w:eastAsia="苹方" w:cs="苹方"/>
                 <w:vertAlign w:val="baseline"/>
                 <w:lang w:val="en-US" w:eastAsia="zh-CN"/>
               </w:rPr>
@@ -351,80 +352,7 @@
                 <w:numId w:val="0"/>
               </w:numPr>
               <w:rPr>
-                <w:rFonts w:hint="default"/>
-                <w:vertAlign w:val="baseline"/>
-                <w:lang w:val="en-US" w:eastAsia="zh-CN"/>
-              </w:rPr>
-            </w:pPr>
-          </w:p>
-        </w:tc>
-      </w:tr>
-      <w:bookmarkEnd w:id="0"/>
-      <w:tr>
-        <w:tc>
-          <w:tcPr>
-            <w:tcW w:w="2840" w:type="dxa"/>
-          </w:tcPr>
-          <w:p>
-            <w:pPr>
-              <w:numPr>
-                <w:ilvl w:val="0"/>
-                <w:numId w:val="0"/>
-              </w:numPr>
-              <w:rPr>
-                <w:rFonts w:hint="default"/>
-                <w:vertAlign w:val="baseline"/>
-                <w:lang w:val="en-US" w:eastAsia="zh-CN"/>
-              </w:rPr>
-            </w:pPr>
-            <w:r>
-              <w:rPr>
-                <w:rFonts w:hint="eastAsia"/>
-                <w:vertAlign w:val="baseline"/>
-                <w:lang w:val="en-US" w:eastAsia="zh-CN"/>
-              </w:rPr>
-              <w:t>profit_before_tax</w:t>
-            </w:r>
-          </w:p>
-        </w:tc>
-        <w:tc>
-          <w:tcPr>
-            <w:tcW w:w="2841" w:type="dxa"/>
-          </w:tcPr>
-          <w:p>
-            <w:pPr>
-              <w:numPr>
-                <w:ilvl w:val="0"/>
-                <w:numId w:val="0"/>
-              </w:numPr>
-              <w:rPr>
-                <w:rFonts w:hint="default"/>
-                <w:vertAlign w:val="baseline"/>
-                <w:lang w:val="en-US" w:eastAsia="zh-CN"/>
-              </w:rPr>
-            </w:pPr>
-            <w:r>
-              <w:rPr>
-                <w:rFonts w:hint="eastAsia"/>
-                <w:vertAlign w:val="baseline"/>
-                <w:lang w:val="en-US" w:eastAsia="zh-CN"/>
-              </w:rPr>
-              <w:t>公司税前利润</w:t>
-            </w:r>
-          </w:p>
-        </w:tc>
-        <w:tc>
-          <w:tcPr>
-            <w:tcW w:w="2841" w:type="dxa"/>
-          </w:tcPr>
-          <w:p>
-            <w:pPr>
-              <w:numPr>
-                <w:ilvl w:val="0"/>
-                <w:numId w:val="0"/>
-              </w:numPr>
-              <w:rPr>
-                <w:rFonts w:hint="default"/>
+                <w:rFonts w:hint="eastAsia" w:ascii="苹方" w:hAnsi="苹方" w:eastAsia="苹方" w:cs="苹方"/>
                 <w:vertAlign w:val="baseline"/>
                 <w:lang w:val="en-US" w:eastAsia="zh-CN"/>
               </w:rPr>
@@ -444,18 +372,18 @@
                 <w:numId w:val="0"/>
               </w:numPr>
               <w:rPr>
-                <w:rFonts w:hint="default"/>
-                <w:vertAlign w:val="baseline"/>
-                <w:lang w:val="en-US" w:eastAsia="zh-CN"/>
-              </w:rPr>
-            </w:pPr>
-            <w:r>
-              <w:rPr>
-                <w:rFonts w:hint="eastAsia"/>
-                <w:vertAlign w:val="baseline"/>
-                <w:lang w:val="en-US" w:eastAsia="zh-CN"/>
-              </w:rPr>
-              <w:t>income_tax</w:t>
+                <w:rFonts w:hint="eastAsia" w:ascii="苹方" w:hAnsi="苹方" w:eastAsia="苹方" w:cs="苹方"/>
+                <w:vertAlign w:val="baseline"/>
+                <w:lang w:val="en-US" w:eastAsia="zh-CN"/>
+              </w:rPr>
+            </w:pPr>
+            <w:r>
+              <w:rPr>
+                <w:rFonts w:hint="eastAsia" w:ascii="苹方" w:hAnsi="苹方" w:eastAsia="苹方" w:cs="苹方"/>
+                <w:vertAlign w:val="baseline"/>
+                <w:lang w:val="en-US" w:eastAsia="zh-CN"/>
+              </w:rPr>
+              <w:t>profit_before_tax</w:t>
             </w:r>
           </w:p>
         </w:tc>
@@ -470,18 +398,18 @@
                 <w:numId w:val="0"/>
               </w:numPr>
               <w:rPr>
-                <w:rFonts w:hint="default"/>
-                <w:vertAlign w:val="baseline"/>
-                <w:lang w:val="en-US" w:eastAsia="zh-CN"/>
-              </w:rPr>
-            </w:pPr>
-            <w:r>
-              <w:rPr>
-                <w:rFonts w:hint="eastAsia"/>
-                <w:vertAlign w:val="baseline"/>
-                <w:lang w:val="en-US" w:eastAsia="zh-CN"/>
-              </w:rPr>
-              <w:t>所得税</w:t>
+                <w:rFonts w:hint="eastAsia" w:ascii="苹方" w:hAnsi="苹方" w:eastAsia="苹方" w:cs="苹方"/>
+                <w:vertAlign w:val="baseline"/>
+                <w:lang w:val="en-US" w:eastAsia="zh-CN"/>
+              </w:rPr>
+            </w:pPr>
+            <w:r>
+              <w:rPr>
+                <w:rFonts w:hint="eastAsia" w:ascii="苹方" w:hAnsi="苹方" w:eastAsia="苹方" w:cs="苹方"/>
+                <w:vertAlign w:val="baseline"/>
+                <w:lang w:val="en-US" w:eastAsia="zh-CN"/>
+              </w:rPr>
+              <w:t>公司税前利润</w:t>
             </w:r>
           </w:p>
         </w:tc>
@@ -496,19 +424,11 @@
                 <w:numId w:val="0"/>
               </w:numPr>
               <w:rPr>
-                <w:rFonts w:hint="default"/>
-                <w:vertAlign w:val="baseline"/>
-                <w:lang w:val="en-US" w:eastAsia="zh-CN"/>
-              </w:rPr>
-            </w:pPr>
-            <w:r>
-              <w:rPr>
-                <w:rFonts w:hint="eastAsia"/>
-                <w:vertAlign w:val="baseline"/>
-                <w:lang w:val="en-US" w:eastAsia="zh-CN"/>
-              </w:rPr>
-              <w:t>-</w:t>
-            </w:r>
+                <w:rFonts w:hint="eastAsia" w:ascii="苹方" w:hAnsi="苹方" w:eastAsia="苹方" w:cs="苹方"/>
+                <w:vertAlign w:val="baseline"/>
+                <w:lang w:val="en-US" w:eastAsia="zh-CN"/>
+              </w:rPr>
+            </w:pPr>
           </w:p>
         </w:tc>
       </w:tr>
@@ -524,18 +444,18 @@
                 <w:numId w:val="0"/>
               </w:numPr>
               <w:rPr>
-                <w:rFonts w:hint="default"/>
-                <w:vertAlign w:val="baseline"/>
-                <w:lang w:val="en-US" w:eastAsia="zh-CN"/>
-              </w:rPr>
-            </w:pPr>
-            <w:r>
-              <w:rPr>
-                <w:rFonts w:hint="eastAsia"/>
-                <w:vertAlign w:val="baseline"/>
-                <w:lang w:val="en-US" w:eastAsia="zh-CN"/>
-              </w:rPr>
-              <w:t>minority_profit</w:t>
+                <w:rFonts w:hint="eastAsia" w:ascii="苹方" w:hAnsi="苹方" w:eastAsia="苹方" w:cs="苹方"/>
+                <w:vertAlign w:val="baseline"/>
+                <w:lang w:val="en-US" w:eastAsia="zh-CN"/>
+              </w:rPr>
+            </w:pPr>
+            <w:r>
+              <w:rPr>
+                <w:rFonts w:hint="eastAsia" w:ascii="苹方" w:hAnsi="苹方" w:eastAsia="苹方" w:cs="苹方"/>
+                <w:vertAlign w:val="baseline"/>
+                <w:lang w:val="en-US" w:eastAsia="zh-CN"/>
+              </w:rPr>
+              <w:t>income_tax</w:t>
             </w:r>
           </w:p>
         </w:tc>
@@ -550,18 +470,18 @@
                 <w:numId w:val="0"/>
               </w:numPr>
               <w:rPr>
-                <w:rFonts w:hint="default"/>
-                <w:vertAlign w:val="baseline"/>
-                <w:lang w:val="en-US" w:eastAsia="zh-CN"/>
-              </w:rPr>
-            </w:pPr>
-            <w:r>
-              <w:rPr>
-                <w:rFonts w:hint="eastAsia"/>
-                <w:vertAlign w:val="baseline"/>
-                <w:lang w:val="en-US" w:eastAsia="zh-CN"/>
-              </w:rPr>
-              <w:t>少数股东损益</w:t>
+                <w:rFonts w:hint="eastAsia" w:ascii="苹方" w:hAnsi="苹方" w:eastAsia="苹方" w:cs="苹方"/>
+                <w:vertAlign w:val="baseline"/>
+                <w:lang w:val="en-US" w:eastAsia="zh-CN"/>
+              </w:rPr>
+            </w:pPr>
+            <w:r>
+              <w:rPr>
+                <w:rFonts w:hint="eastAsia" w:ascii="苹方" w:hAnsi="苹方" w:eastAsia="苹方" w:cs="苹方"/>
+                <w:vertAlign w:val="baseline"/>
+                <w:lang w:val="en-US" w:eastAsia="zh-CN"/>
+              </w:rPr>
+              <w:t>所得税</w:t>
             </w:r>
           </w:p>
         </w:tc>
@@ -576,14 +496,14 @@
                 <w:numId w:val="0"/>
               </w:numPr>
               <w:rPr>
-                <w:rFonts w:hint="default"/>
-                <w:vertAlign w:val="baseline"/>
-                <w:lang w:val="en-US" w:eastAsia="zh-CN"/>
-              </w:rPr>
-            </w:pPr>
-            <w:r>
-              <w:rPr>
-                <w:rFonts w:hint="eastAsia"/>
+                <w:rFonts w:hint="eastAsia" w:ascii="苹方" w:hAnsi="苹方" w:eastAsia="苹方" w:cs="苹方"/>
+                <w:vertAlign w:val="baseline"/>
+                <w:lang w:val="en-US" w:eastAsia="zh-CN"/>
+              </w:rPr>
+            </w:pPr>
+            <w:r>
+              <w:rPr>
+                <w:rFonts w:hint="eastAsia" w:ascii="苹方" w:hAnsi="苹方" w:eastAsia="苹方" w:cs="苹方"/>
                 <w:vertAlign w:val="baseline"/>
                 <w:lang w:val="en-US" w:eastAsia="zh-CN"/>
               </w:rPr>
@@ -604,14 +524,94 @@
                 <w:numId w:val="0"/>
               </w:numPr>
               <w:rPr>
-                <w:rFonts w:hint="default"/>
-                <w:vertAlign w:val="baseline"/>
-                <w:lang w:val="en-US" w:eastAsia="zh-CN"/>
-              </w:rPr>
-            </w:pPr>
-            <w:r>
-              <w:rPr>
-                <w:rFonts w:hint="eastAsia"/>
+                <w:rFonts w:hint="eastAsia" w:ascii="苹方" w:hAnsi="苹方" w:eastAsia="苹方" w:cs="苹方"/>
+                <w:vertAlign w:val="baseline"/>
+                <w:lang w:val="en-US" w:eastAsia="zh-CN"/>
+              </w:rPr>
+            </w:pPr>
+            <w:r>
+              <w:rPr>
+                <w:rFonts w:hint="eastAsia" w:ascii="苹方" w:hAnsi="苹方" w:eastAsia="苹方" w:cs="苹方"/>
+                <w:vertAlign w:val="baseline"/>
+                <w:lang w:val="en-US" w:eastAsia="zh-CN"/>
+              </w:rPr>
+              <w:t>minority_profit</w:t>
+            </w:r>
+          </w:p>
+        </w:tc>
+        <w:tc>
+          <w:tcPr>
+            <w:tcW w:w="2841" w:type="dxa"/>
+          </w:tcPr>
+          <w:p>
+            <w:pPr>
+              <w:numPr>
+                <w:ilvl w:val="0"/>
+                <w:numId w:val="0"/>
+              </w:numPr>
+              <w:rPr>
+                <w:rFonts w:hint="eastAsia" w:ascii="苹方" w:hAnsi="苹方" w:eastAsia="苹方" w:cs="苹方"/>
+                <w:vertAlign w:val="baseline"/>
+                <w:lang w:val="en-US" w:eastAsia="zh-CN"/>
+              </w:rPr>
+            </w:pPr>
+            <w:r>
+              <w:rPr>
+                <w:rFonts w:hint="eastAsia" w:ascii="苹方" w:hAnsi="苹方" w:eastAsia="苹方" w:cs="苹方"/>
+                <w:vertAlign w:val="baseline"/>
+                <w:lang w:val="en-US" w:eastAsia="zh-CN"/>
+              </w:rPr>
+              <w:t>少数股东损益</w:t>
+            </w:r>
+          </w:p>
+        </w:tc>
+        <w:tc>
+          <w:tcPr>
+            <w:tcW w:w="2841" w:type="dxa"/>
+          </w:tcPr>
+          <w:p>
+            <w:pPr>
+              <w:numPr>
+                <w:ilvl w:val="0"/>
+                <w:numId w:val="0"/>
+              </w:numPr>
+              <w:rPr>
+                <w:rFonts w:hint="eastAsia" w:ascii="苹方" w:hAnsi="苹方" w:eastAsia="苹方" w:cs="苹方"/>
+                <w:vertAlign w:val="baseline"/>
+                <w:lang w:val="en-US" w:eastAsia="zh-CN"/>
+              </w:rPr>
+            </w:pPr>
+            <w:r>
+              <w:rPr>
+                <w:rFonts w:hint="eastAsia" w:ascii="苹方" w:hAnsi="苹方" w:eastAsia="苹方" w:cs="苹方"/>
+                <w:vertAlign w:val="baseline"/>
+                <w:lang w:val="en-US" w:eastAsia="zh-CN"/>
+              </w:rPr>
+              <w:t>-</w:t>
+            </w:r>
+          </w:p>
+        </w:tc>
+      </w:tr>
+      <w:tr>
+        <w:tc>
+          <w:tcPr>
+            <w:tcW w:w="2840" w:type="dxa"/>
+          </w:tcPr>
+          <w:p>
+            <w:pPr>
+              <w:numPr>
+                <w:ilvl w:val="0"/>
+                <w:numId w:val="0"/>
+              </w:numPr>
+              <w:rPr>
+                <w:rFonts w:hint="eastAsia" w:ascii="苹方" w:hAnsi="苹方" w:eastAsia="苹方" w:cs="苹方"/>
+                <w:vertAlign w:val="baseline"/>
+                <w:lang w:val="en-US" w:eastAsia="zh-CN"/>
+              </w:rPr>
+            </w:pPr>
+            <w:r>
+              <w:rPr>
+                <w:rFonts w:hint="eastAsia" w:ascii="苹方" w:hAnsi="苹方" w:eastAsia="苹方" w:cs="苹方"/>
                 <w:vertAlign w:val="baseline"/>
                 <w:lang w:val="en-US" w:eastAsia="zh-CN"/>
               </w:rPr>
@@ -630,14 +630,14 @@
                 <w:numId w:val="0"/>
               </w:numPr>
               <w:rPr>
-                <w:rFonts w:hint="default"/>
-                <w:vertAlign w:val="baseline"/>
-                <w:lang w:val="en-US" w:eastAsia="zh-CN"/>
-              </w:rPr>
-            </w:pPr>
-            <w:r>
-              <w:rPr>
-                <w:rFonts w:hint="eastAsia"/>
+                <w:rFonts w:hint="eastAsia" w:ascii="苹方" w:hAnsi="苹方" w:eastAsia="苹方" w:cs="苹方"/>
+                <w:vertAlign w:val="baseline"/>
+                <w:lang w:val="en-US" w:eastAsia="zh-CN"/>
+              </w:rPr>
+            </w:pPr>
+            <w:r>
+              <w:rPr>
+                <w:rFonts w:hint="eastAsia" w:ascii="苹方" w:hAnsi="苹方" w:eastAsia="苹方" w:cs="苹方"/>
                 <w:vertAlign w:val="baseline"/>
                 <w:lang w:val="en-US" w:eastAsia="zh-CN"/>
               </w:rPr>
@@ -656,14 +656,14 @@
                 <w:numId w:val="0"/>
               </w:numPr>
               <w:rPr>
-                <w:rFonts w:hint="default"/>
-                <w:vertAlign w:val="baseline"/>
-                <w:lang w:val="en-US" w:eastAsia="zh-CN"/>
-              </w:rPr>
-            </w:pPr>
-            <w:r>
-              <w:rPr>
-                <w:rFonts w:hint="eastAsia"/>
+                <w:rFonts w:hint="eastAsia" w:ascii="苹方" w:hAnsi="苹方" w:eastAsia="苹方" w:cs="苹方"/>
+                <w:vertAlign w:val="baseline"/>
+                <w:lang w:val="en-US" w:eastAsia="zh-CN"/>
+              </w:rPr>
+            </w:pPr>
+            <w:r>
+              <w:rPr>
+                <w:rFonts w:hint="eastAsia" w:ascii="苹方" w:hAnsi="苹方" w:eastAsia="苹方" w:cs="苹方"/>
                 <w:vertAlign w:val="baseline"/>
                 <w:lang w:val="en-US" w:eastAsia="zh-CN"/>
               </w:rPr>
@@ -680,13 +680,13 @@
           <w:numId w:val="0"/>
         </w:numPr>
         <w:rPr>
-          <w:rFonts w:hint="eastAsia"/>
+          <w:rFonts w:hint="eastAsia" w:ascii="苹方" w:hAnsi="苹方" w:eastAsia="苹方" w:cs="苹方"/>
           <w:lang w:val="en-US" w:eastAsia="zh-CN"/>
         </w:rPr>
       </w:pPr>
       <w:r>
         <w:rPr>
-          <w:rFonts w:hint="eastAsia"/>
+          <w:rFonts w:hint="eastAsia" w:ascii="苹方" w:hAnsi="苹方" w:eastAsia="苹方" w:cs="苹方"/>
           <w:lang w:val="en-US" w:eastAsia="zh-CN"/>
         </w:rPr>
         <w:t>请使用附件数据，计算出各家公司单季度扣非后归母净利润的日数据（交易日）。即如无新报告公布（按照公布日期），维持上一交易日数据，若有数据更新，则使用新的数据。</w:t>
@@ -699,13 +699,13 @@
           <w:numId w:val="0"/>
         </w:numPr>
         <w:rPr>
-          <w:rFonts w:hint="eastAsia"/>
+          <w:rFonts w:hint="eastAsia" w:ascii="苹方" w:hAnsi="苹方" w:eastAsia="苹方" w:cs="苹方"/>
           <w:lang w:val="en-US" w:eastAsia="zh-CN"/>
         </w:rPr>
       </w:pPr>
       <w:r>
         <w:rPr>
-          <w:rFonts w:hint="eastAsia"/>
+          <w:rFonts w:hint="eastAsia" w:ascii="苹方" w:hAnsi="苹方" w:eastAsia="苹方" w:cs="苹方"/>
           <w:lang w:val="en-US" w:eastAsia="zh-CN"/>
         </w:rPr>
         <w:t>输出格式如下：</w:t>
@@ -733,15 +733,15 @@
         </w:tblCellMar>
       </w:tblPr>
       <w:tblGrid>
-        <w:gridCol w:w="1209"/>
-        <w:gridCol w:w="940"/>
-        <w:gridCol w:w="889"/>
-        <w:gridCol w:w="901"/>
-        <w:gridCol w:w="834"/>
-        <w:gridCol w:w="946"/>
-        <w:gridCol w:w="947"/>
-        <w:gridCol w:w="928"/>
-        <w:gridCol w:w="928"/>
+        <w:gridCol w:w="1223"/>
+        <w:gridCol w:w="953"/>
+        <w:gridCol w:w="882"/>
+        <w:gridCol w:w="896"/>
+        <w:gridCol w:w="813"/>
+        <w:gridCol w:w="925"/>
+        <w:gridCol w:w="987"/>
+        <w:gridCol w:w="916"/>
+        <w:gridCol w:w="927"/>
       </w:tblGrid>
       <w:tr>
         <w:tc>
@@ -755,7 +755,7 @@
                 <w:numId w:val="0"/>
               </w:numPr>
               <w:rPr>
-                <w:rFonts w:hint="default"/>
+                <w:rFonts w:hint="eastAsia" w:ascii="苹方" w:hAnsi="苹方" w:eastAsia="苹方" w:cs="苹方"/>
                 <w:b/>
                 <w:bCs/>
                 <w:sz w:val="15"/>
@@ -766,7 +766,7 @@
             </w:pPr>
             <w:r>
               <w:rPr>
-                <w:rFonts w:hint="eastAsia"/>
+                <w:rFonts w:hint="eastAsia" w:ascii="苹方" w:hAnsi="苹方" w:eastAsia="苹方" w:cs="苹方"/>
                 <w:b/>
                 <w:bCs/>
                 <w:sz w:val="15"/>
@@ -789,7 +789,7 @@
                 <w:numId w:val="0"/>
               </w:numPr>
               <w:rPr>
-                <w:rFonts w:hint="default"/>
+                <w:rFonts w:hint="eastAsia" w:ascii="苹方" w:hAnsi="苹方" w:eastAsia="苹方" w:cs="苹方"/>
                 <w:b/>
                 <w:bCs/>
                 <w:sz w:val="15"/>
@@ -800,7 +800,7 @@
             </w:pPr>
             <w:r>
               <w:rPr>
-                <w:rFonts w:hint="eastAsia"/>
+                <w:rFonts w:hint="eastAsia" w:ascii="苹方" w:hAnsi="苹方" w:eastAsia="苹方" w:cs="苹方"/>
                 <w:b/>
                 <w:bCs/>
                 <w:sz w:val="15"/>
@@ -823,7 +823,7 @@
                 <w:numId w:val="0"/>
               </w:numPr>
               <w:rPr>
-                <w:rFonts w:hint="default"/>
+                <w:rFonts w:hint="eastAsia" w:ascii="苹方" w:hAnsi="苹方" w:eastAsia="苹方" w:cs="苹方"/>
                 <w:b/>
                 <w:bCs/>
                 <w:sz w:val="15"/>
@@ -834,7 +834,7 @@
             </w:pPr>
             <w:r>
               <w:rPr>
-                <w:rFonts w:hint="eastAsia"/>
+                <w:rFonts w:hint="eastAsia" w:ascii="苹方" w:hAnsi="苹方" w:eastAsia="苹方" w:cs="苹方"/>
                 <w:b/>
                 <w:bCs/>
                 <w:sz w:val="15"/>
@@ -857,7 +857,7 @@
                 <w:numId w:val="0"/>
               </w:numPr>
               <w:rPr>
-                <w:rFonts w:hint="default"/>
+                <w:rFonts w:hint="eastAsia" w:ascii="苹方" w:hAnsi="苹方" w:eastAsia="苹方" w:cs="苹方"/>
                 <w:b/>
                 <w:bCs/>
                 <w:sz w:val="15"/>
@@ -868,7 +868,7 @@
             </w:pPr>
             <w:r>
               <w:rPr>
-                <w:rFonts w:hint="eastAsia"/>
+                <w:rFonts w:hint="eastAsia" w:ascii="苹方" w:hAnsi="苹方" w:eastAsia="苹方" w:cs="苹方"/>
                 <w:b/>
                 <w:bCs/>
                 <w:sz w:val="15"/>
@@ -891,7 +891,7 @@
                 <w:numId w:val="0"/>
               </w:numPr>
               <w:rPr>
-                <w:rFonts w:hint="default"/>
+                <w:rFonts w:hint="eastAsia" w:ascii="苹方" w:hAnsi="苹方" w:eastAsia="苹方" w:cs="苹方"/>
                 <w:b/>
                 <w:bCs/>
                 <w:sz w:val="15"/>
@@ -902,7 +902,7 @@
             </w:pPr>
             <w:r>
               <w:rPr>
-                <w:rFonts w:hint="eastAsia"/>
+                <w:rFonts w:hint="eastAsia" w:ascii="苹方" w:hAnsi="苹方" w:eastAsia="苹方" w:cs="苹方"/>
                 <w:b/>
                 <w:bCs/>
                 <w:sz w:val="15"/>
@@ -925,7 +925,7 @@
                 <w:numId w:val="0"/>
               </w:numPr>
               <w:rPr>
-                <w:rFonts w:hint="default"/>
+                <w:rFonts w:hint="eastAsia" w:ascii="苹方" w:hAnsi="苹方" w:eastAsia="苹方" w:cs="苹方"/>
                 <w:b/>
                 <w:bCs/>
                 <w:sz w:val="15"/>
@@ -936,7 +936,7 @@
             </w:pPr>
             <w:r>
               <w:rPr>
-                <w:rFonts w:hint="eastAsia"/>
+                <w:rFonts w:hint="eastAsia" w:ascii="苹方" w:hAnsi="苹方" w:eastAsia="苹方" w:cs="苹方"/>
                 <w:b/>
                 <w:bCs/>
                 <w:sz w:val="15"/>
@@ -959,7 +959,7 @@
                 <w:numId w:val="0"/>
               </w:numPr>
               <w:rPr>
-                <w:rFonts w:hint="default"/>
+                <w:rFonts w:hint="eastAsia" w:ascii="苹方" w:hAnsi="苹方" w:eastAsia="苹方" w:cs="苹方"/>
                 <w:b/>
                 <w:bCs/>
                 <w:sz w:val="15"/>
@@ -970,7 +970,7 @@
             </w:pPr>
             <w:r>
               <w:rPr>
-                <w:rFonts w:hint="eastAsia"/>
+                <w:rFonts w:hint="eastAsia" w:ascii="苹方" w:hAnsi="苹方" w:eastAsia="苹方" w:cs="苹方"/>
                 <w:b/>
                 <w:bCs/>
                 <w:sz w:val="15"/>
@@ -993,7 +993,7 @@
                 <w:numId w:val="0"/>
               </w:numPr>
               <w:rPr>
-                <w:rFonts w:hint="default"/>
+                <w:rFonts w:hint="eastAsia" w:ascii="苹方" w:hAnsi="苹方" w:eastAsia="苹方" w:cs="苹方"/>
                 <w:b/>
                 <w:bCs/>
                 <w:sz w:val="15"/>
@@ -1004,7 +1004,7 @@
             </w:pPr>
             <w:r>
               <w:rPr>
-                <w:rFonts w:hint="eastAsia"/>
+                <w:rFonts w:hint="eastAsia" w:ascii="苹方" w:hAnsi="苹方" w:eastAsia="苹方" w:cs="苹方"/>
                 <w:b/>
                 <w:bCs/>
                 <w:sz w:val="15"/>
@@ -1027,7 +1027,7 @@
                 <w:numId w:val="0"/>
               </w:numPr>
               <w:rPr>
-                <w:rFonts w:hint="default"/>
+                <w:rFonts w:hint="eastAsia" w:ascii="苹方" w:hAnsi="苹方" w:eastAsia="苹方" w:cs="苹方"/>
                 <w:b/>
                 <w:bCs/>
                 <w:sz w:val="15"/>
@@ -1038,7 +1038,7 @@
             </w:pPr>
             <w:r>
               <w:rPr>
-                <w:rFonts w:hint="eastAsia"/>
+                <w:rFonts w:hint="eastAsia" w:ascii="苹方" w:hAnsi="苹方" w:eastAsia="苹方" w:cs="苹方"/>
                 <w:b/>
                 <w:bCs/>
                 <w:sz w:val="15"/>
@@ -1063,16 +1063,16 @@
                 <w:numId w:val="0"/>
               </w:numPr>
               <w:rPr>
-                <w:rFonts w:hint="default"/>
-                <w:sz w:val="16"/>
-                <w:szCs w:val="20"/>
-                <w:vertAlign w:val="baseline"/>
-                <w:lang w:val="en-US" w:eastAsia="zh-CN"/>
-              </w:rPr>
-            </w:pPr>
-            <w:r>
-              <w:rPr>
-                <w:rFonts w:hint="eastAsia"/>
+                <w:rFonts w:hint="eastAsia" w:ascii="苹方" w:hAnsi="苹方" w:eastAsia="苹方" w:cs="苹方"/>
+                <w:sz w:val="16"/>
+                <w:szCs w:val="20"/>
+                <w:vertAlign w:val="baseline"/>
+                <w:lang w:val="en-US" w:eastAsia="zh-CN"/>
+              </w:rPr>
+            </w:pPr>
+            <w:r>
+              <w:rPr>
+                <w:rFonts w:hint="eastAsia" w:ascii="苹方" w:hAnsi="苹方" w:eastAsia="苹方" w:cs="苹方"/>
                 <w:sz w:val="16"/>
                 <w:szCs w:val="20"/>
                 <w:vertAlign w:val="baseline"/>
@@ -1093,16 +1093,16 @@
                 <w:numId w:val="0"/>
               </w:numPr>
               <w:rPr>
-                <w:rFonts w:hint="default"/>
-                <w:sz w:val="16"/>
-                <w:szCs w:val="20"/>
-                <w:vertAlign w:val="baseline"/>
-                <w:lang w:val="en-US" w:eastAsia="zh-CN"/>
-              </w:rPr>
-            </w:pPr>
-            <w:r>
-              <w:rPr>
-                <w:rFonts w:hint="eastAsia"/>
+                <w:rFonts w:hint="eastAsia" w:ascii="苹方" w:hAnsi="苹方" w:eastAsia="苹方" w:cs="苹方"/>
+                <w:sz w:val="16"/>
+                <w:szCs w:val="20"/>
+                <w:vertAlign w:val="baseline"/>
+                <w:lang w:val="en-US" w:eastAsia="zh-CN"/>
+              </w:rPr>
+            </w:pPr>
+            <w:r>
+              <w:rPr>
+                <w:rFonts w:hint="eastAsia" w:ascii="苹方" w:hAnsi="苹方" w:eastAsia="苹方" w:cs="苹方"/>
                 <w:sz w:val="16"/>
                 <w:szCs w:val="20"/>
                 <w:vertAlign w:val="baseline"/>
@@ -1123,16 +1123,16 @@
                 <w:numId w:val="0"/>
               </w:numPr>
               <w:rPr>
-                <w:rFonts w:hint="default"/>
-                <w:sz w:val="16"/>
-                <w:szCs w:val="20"/>
-                <w:vertAlign w:val="baseline"/>
-                <w:lang w:val="en-US" w:eastAsia="zh-CN"/>
-              </w:rPr>
-            </w:pPr>
-            <w:r>
-              <w:rPr>
-                <w:rFonts w:hint="eastAsia"/>
+                <w:rFonts w:hint="eastAsia" w:ascii="苹方" w:hAnsi="苹方" w:eastAsia="苹方" w:cs="苹方"/>
+                <w:sz w:val="16"/>
+                <w:szCs w:val="20"/>
+                <w:vertAlign w:val="baseline"/>
+                <w:lang w:val="en-US" w:eastAsia="zh-CN"/>
+              </w:rPr>
+            </w:pPr>
+            <w:r>
+              <w:rPr>
+                <w:rFonts w:hint="eastAsia" w:ascii="苹方" w:hAnsi="苹方" w:eastAsia="苹方" w:cs="苹方"/>
                 <w:sz w:val="16"/>
                 <w:szCs w:val="20"/>
                 <w:vertAlign w:val="baseline"/>
@@ -1153,16 +1153,16 @@
                 <w:numId w:val="0"/>
               </w:numPr>
               <w:rPr>
-                <w:rFonts w:hint="default"/>
-                <w:sz w:val="16"/>
-                <w:szCs w:val="20"/>
-                <w:vertAlign w:val="baseline"/>
-                <w:lang w:val="en-US" w:eastAsia="zh-CN"/>
-              </w:rPr>
-            </w:pPr>
-            <w:r>
-              <w:rPr>
-                <w:rFonts w:hint="eastAsia"/>
+                <w:rFonts w:hint="eastAsia" w:ascii="苹方" w:hAnsi="苹方" w:eastAsia="苹方" w:cs="苹方"/>
+                <w:sz w:val="16"/>
+                <w:szCs w:val="20"/>
+                <w:vertAlign w:val="baseline"/>
+                <w:lang w:val="en-US" w:eastAsia="zh-CN"/>
+              </w:rPr>
+            </w:pPr>
+            <w:r>
+              <w:rPr>
+                <w:rFonts w:hint="eastAsia" w:ascii="苹方" w:hAnsi="苹方" w:eastAsia="苹方" w:cs="苹方"/>
                 <w:sz w:val="16"/>
                 <w:szCs w:val="20"/>
                 <w:vertAlign w:val="baseline"/>
@@ -1183,16 +1183,16 @@
                 <w:numId w:val="0"/>
               </w:numPr>
               <w:rPr>
-                <w:rFonts w:hint="default"/>
-                <w:sz w:val="16"/>
-                <w:szCs w:val="20"/>
-                <w:vertAlign w:val="baseline"/>
-                <w:lang w:val="en-US" w:eastAsia="zh-CN"/>
-              </w:rPr>
-            </w:pPr>
-            <w:r>
-              <w:rPr>
-                <w:rFonts w:hint="eastAsia"/>
+                <w:rFonts w:hint="eastAsia" w:ascii="苹方" w:hAnsi="苹方" w:eastAsia="苹方" w:cs="苹方"/>
+                <w:sz w:val="16"/>
+                <w:szCs w:val="20"/>
+                <w:vertAlign w:val="baseline"/>
+                <w:lang w:val="en-US" w:eastAsia="zh-CN"/>
+              </w:rPr>
+            </w:pPr>
+            <w:r>
+              <w:rPr>
+                <w:rFonts w:hint="eastAsia" w:ascii="苹方" w:hAnsi="苹方" w:eastAsia="苹方" w:cs="苹方"/>
                 <w:sz w:val="16"/>
                 <w:szCs w:val="20"/>
                 <w:vertAlign w:val="baseline"/>
@@ -1213,16 +1213,16 @@
                 <w:numId w:val="0"/>
               </w:numPr>
               <w:rPr>
-                <w:rFonts w:hint="default"/>
-                <w:sz w:val="16"/>
-                <w:szCs w:val="20"/>
-                <w:vertAlign w:val="baseline"/>
-                <w:lang w:val="en-US" w:eastAsia="zh-CN"/>
-              </w:rPr>
-            </w:pPr>
-            <w:r>
-              <w:rPr>
-                <w:rFonts w:hint="eastAsia"/>
+                <w:rFonts w:hint="eastAsia" w:ascii="苹方" w:hAnsi="苹方" w:eastAsia="苹方" w:cs="苹方"/>
+                <w:sz w:val="16"/>
+                <w:szCs w:val="20"/>
+                <w:vertAlign w:val="baseline"/>
+                <w:lang w:val="en-US" w:eastAsia="zh-CN"/>
+              </w:rPr>
+            </w:pPr>
+            <w:r>
+              <w:rPr>
+                <w:rFonts w:hint="eastAsia" w:ascii="苹方" w:hAnsi="苹方" w:eastAsia="苹方" w:cs="苹方"/>
                 <w:sz w:val="16"/>
                 <w:szCs w:val="20"/>
                 <w:vertAlign w:val="baseline"/>
@@ -1243,16 +1243,16 @@
                 <w:numId w:val="0"/>
               </w:numPr>
               <w:rPr>
-                <w:rFonts w:hint="default"/>
-                <w:sz w:val="16"/>
-                <w:szCs w:val="20"/>
-                <w:vertAlign w:val="baseline"/>
-                <w:lang w:val="en-US" w:eastAsia="zh-CN"/>
-              </w:rPr>
-            </w:pPr>
-            <w:r>
-              <w:rPr>
-                <w:rFonts w:hint="eastAsia"/>
+                <w:rFonts w:hint="eastAsia" w:ascii="苹方" w:hAnsi="苹方" w:eastAsia="苹方" w:cs="苹方"/>
+                <w:sz w:val="16"/>
+                <w:szCs w:val="20"/>
+                <w:vertAlign w:val="baseline"/>
+                <w:lang w:val="en-US" w:eastAsia="zh-CN"/>
+              </w:rPr>
+            </w:pPr>
+            <w:r>
+              <w:rPr>
+                <w:rFonts w:hint="eastAsia" w:ascii="苹方" w:hAnsi="苹方" w:eastAsia="苹方" w:cs="苹方"/>
                 <w:sz w:val="16"/>
                 <w:szCs w:val="20"/>
                 <w:vertAlign w:val="baseline"/>
@@ -1273,16 +1273,16 @@
                 <w:numId w:val="0"/>
               </w:numPr>
               <w:rPr>
-                <w:rFonts w:hint="default"/>
-                <w:sz w:val="16"/>
-                <w:szCs w:val="20"/>
-                <w:vertAlign w:val="baseline"/>
-                <w:lang w:val="en-US" w:eastAsia="zh-CN"/>
-              </w:rPr>
-            </w:pPr>
-            <w:r>
-              <w:rPr>
-                <w:rFonts w:hint="eastAsia"/>
+                <w:rFonts w:hint="eastAsia" w:ascii="苹方" w:hAnsi="苹方" w:eastAsia="苹方" w:cs="苹方"/>
+                <w:sz w:val="16"/>
+                <w:szCs w:val="20"/>
+                <w:vertAlign w:val="baseline"/>
+                <w:lang w:val="en-US" w:eastAsia="zh-CN"/>
+              </w:rPr>
+            </w:pPr>
+            <w:r>
+              <w:rPr>
+                <w:rFonts w:hint="eastAsia" w:ascii="苹方" w:hAnsi="苹方" w:eastAsia="苹方" w:cs="苹方"/>
                 <w:sz w:val="16"/>
                 <w:szCs w:val="20"/>
                 <w:vertAlign w:val="baseline"/>
@@ -1303,16 +1303,16 @@
                 <w:numId w:val="0"/>
               </w:numPr>
               <w:rPr>
-                <w:rFonts w:hint="default"/>
-                <w:sz w:val="16"/>
-                <w:szCs w:val="20"/>
-                <w:vertAlign w:val="baseline"/>
-                <w:lang w:val="en-US" w:eastAsia="zh-CN"/>
-              </w:rPr>
-            </w:pPr>
-            <w:r>
-              <w:rPr>
-                <w:rFonts w:hint="eastAsia"/>
+                <w:rFonts w:hint="eastAsia" w:ascii="苹方" w:hAnsi="苹方" w:eastAsia="苹方" w:cs="苹方"/>
+                <w:sz w:val="16"/>
+                <w:szCs w:val="20"/>
+                <w:vertAlign w:val="baseline"/>
+                <w:lang w:val="en-US" w:eastAsia="zh-CN"/>
+              </w:rPr>
+            </w:pPr>
+            <w:r>
+              <w:rPr>
+                <w:rFonts w:hint="eastAsia" w:ascii="苹方" w:hAnsi="苹方" w:eastAsia="苹方" w:cs="苹方"/>
                 <w:sz w:val="16"/>
                 <w:szCs w:val="20"/>
                 <w:vertAlign w:val="baseline"/>
@@ -1338,7 +1338,7 @@
               </w:numPr>
               <w:ind w:left="0" w:leftChars="0" w:firstLine="0" w:firstLineChars="0"/>
               <w:rPr>
-                <w:rFonts w:hint="eastAsia" w:asciiTheme="minorHAnsi" w:hAnsiTheme="minorHAnsi" w:eastAsiaTheme="minorEastAsia" w:cstheme="minorBidi"/>
+                <w:rFonts w:hint="eastAsia" w:ascii="苹方" w:hAnsi="苹方" w:eastAsia="苹方" w:cs="苹方"/>
                 <w:kern w:val="2"/>
                 <w:sz w:val="16"/>
                 <w:szCs w:val="20"/>
@@ -1348,7 +1348,7 @@
             </w:pPr>
             <w:r>
               <w:rPr>
-                <w:rFonts w:hint="eastAsia"/>
+                <w:rFonts w:hint="eastAsia" w:ascii="苹方" w:hAnsi="苹方" w:eastAsia="苹方" w:cs="苹方"/>
                 <w:sz w:val="16"/>
                 <w:szCs w:val="20"/>
                 <w:vertAlign w:val="baseline"/>
@@ -1372,7 +1372,7 @@
               </w:numPr>
               <w:ind w:left="0" w:leftChars="0" w:firstLine="0" w:firstLineChars="0"/>
               <w:rPr>
-                <w:rFonts w:hint="default" w:asciiTheme="minorHAnsi" w:hAnsiTheme="minorHAnsi" w:eastAsiaTheme="minorEastAsia" w:cstheme="minorBidi"/>
+                <w:rFonts w:hint="eastAsia" w:ascii="苹方" w:hAnsi="苹方" w:eastAsia="苹方" w:cs="苹方"/>
                 <w:kern w:val="2"/>
                 <w:sz w:val="16"/>
                 <w:szCs w:val="20"/>
@@ -1382,7 +1382,7 @@
             </w:pPr>
             <w:r>
               <w:rPr>
-                <w:rFonts w:hint="eastAsia"/>
+                <w:rFonts w:hint="eastAsia" w:ascii="苹方" w:hAnsi="苹方" w:eastAsia="苹方" w:cs="苹方"/>
                 <w:sz w:val="16"/>
                 <w:szCs w:val="20"/>
                 <w:vertAlign w:val="baseline"/>
@@ -1406,7 +1406,7 @@
               </w:numPr>
               <w:ind w:left="0" w:leftChars="0" w:firstLine="0" w:firstLineChars="0"/>
               <w:rPr>
-                <w:rFonts w:hint="eastAsia" w:asciiTheme="minorHAnsi" w:hAnsiTheme="minorHAnsi" w:eastAsiaTheme="minorEastAsia" w:cstheme="minorBidi"/>
+                <w:rFonts w:hint="eastAsia" w:ascii="苹方" w:hAnsi="苹方" w:eastAsia="苹方" w:cs="苹方"/>
                 <w:kern w:val="2"/>
                 <w:sz w:val="16"/>
                 <w:szCs w:val="20"/>
@@ -1416,7 +1416,7 @@
             </w:pPr>
             <w:r>
               <w:rPr>
-                <w:rFonts w:hint="eastAsia"/>
+                <w:rFonts w:hint="eastAsia" w:ascii="苹方" w:hAnsi="苹方" w:eastAsia="苹方" w:cs="苹方"/>
                 <w:sz w:val="16"/>
                 <w:szCs w:val="20"/>
                 <w:vertAlign w:val="baseline"/>
@@ -1440,7 +1440,7 @@
               </w:numPr>
               <w:ind w:left="0" w:leftChars="0" w:firstLine="0" w:firstLineChars="0"/>
               <w:rPr>
-                <w:rFonts w:hint="eastAsia" w:asciiTheme="minorHAnsi" w:hAnsiTheme="minorHAnsi" w:eastAsiaTheme="minorEastAsia" w:cstheme="minorBidi"/>
+                <w:rFonts w:hint="eastAsia" w:ascii="苹方" w:hAnsi="苹方" w:eastAsia="苹方" w:cs="苹方"/>
                 <w:kern w:val="2"/>
                 <w:sz w:val="16"/>
                 <w:szCs w:val="20"/>
@@ -1450,7 +1450,7 @@
             </w:pPr>
             <w:r>
               <w:rPr>
-                <w:rFonts w:hint="eastAsia"/>
+                <w:rFonts w:hint="eastAsia" w:ascii="苹方" w:hAnsi="苹方" w:eastAsia="苹方" w:cs="苹方"/>
                 <w:sz w:val="16"/>
                 <w:szCs w:val="20"/>
                 <w:vertAlign w:val="baseline"/>
@@ -1474,7 +1474,7 @@
               </w:numPr>
               <w:ind w:left="0" w:leftChars="0" w:firstLine="0" w:firstLineChars="0"/>
               <w:rPr>
-                <w:rFonts w:hint="eastAsia" w:asciiTheme="minorHAnsi" w:hAnsiTheme="minorHAnsi" w:eastAsiaTheme="minorEastAsia" w:cstheme="minorBidi"/>
+                <w:rFonts w:hint="eastAsia" w:ascii="苹方" w:hAnsi="苹方" w:eastAsia="苹方" w:cs="苹方"/>
                 <w:kern w:val="2"/>
                 <w:sz w:val="16"/>
                 <w:szCs w:val="20"/>
@@ -1484,7 +1484,7 @@
             </w:pPr>
             <w:r>
               <w:rPr>
-                <w:rFonts w:hint="eastAsia"/>
+                <w:rFonts w:hint="eastAsia" w:ascii="苹方" w:hAnsi="苹方" w:eastAsia="苹方" w:cs="苹方"/>
                 <w:sz w:val="16"/>
                 <w:szCs w:val="20"/>
                 <w:vertAlign w:val="baseline"/>
@@ -1508,7 +1508,7 @@
               </w:numPr>
               <w:ind w:left="0" w:leftChars="0" w:firstLine="0" w:firstLineChars="0"/>
               <w:rPr>
-                <w:rFonts w:hint="eastAsia" w:asciiTheme="minorHAnsi" w:hAnsiTheme="minorHAnsi" w:eastAsiaTheme="minorEastAsia" w:cstheme="minorBidi"/>
+                <w:rFonts w:hint="eastAsia" w:ascii="苹方" w:hAnsi="苹方" w:eastAsia="苹方" w:cs="苹方"/>
                 <w:kern w:val="2"/>
                 <w:sz w:val="16"/>
                 <w:szCs w:val="20"/>
@@ -1518,7 +1518,7 @@
             </w:pPr>
             <w:r>
               <w:rPr>
-                <w:rFonts w:hint="eastAsia"/>
+                <w:rFonts w:hint="eastAsia" w:ascii="苹方" w:hAnsi="苹方" w:eastAsia="苹方" w:cs="苹方"/>
                 <w:sz w:val="16"/>
                 <w:szCs w:val="20"/>
                 <w:vertAlign w:val="baseline"/>
@@ -1542,7 +1542,7 @@
               </w:numPr>
               <w:ind w:left="0" w:leftChars="0" w:firstLine="0" w:firstLineChars="0"/>
               <w:rPr>
-                <w:rFonts w:hint="eastAsia" w:asciiTheme="minorHAnsi" w:hAnsiTheme="minorHAnsi" w:eastAsiaTheme="minorEastAsia" w:cstheme="minorBidi"/>
+                <w:rFonts w:hint="eastAsia" w:ascii="苹方" w:hAnsi="苹方" w:eastAsia="苹方" w:cs="苹方"/>
                 <w:kern w:val="2"/>
                 <w:sz w:val="16"/>
                 <w:szCs w:val="20"/>
@@ -1552,7 +1552,7 @@
             </w:pPr>
             <w:r>
               <w:rPr>
-                <w:rFonts w:hint="eastAsia"/>
+                <w:rFonts w:hint="eastAsia" w:ascii="苹方" w:hAnsi="苹方" w:eastAsia="苹方" w:cs="苹方"/>
                 <w:sz w:val="16"/>
                 <w:szCs w:val="20"/>
                 <w:vertAlign w:val="baseline"/>
@@ -1576,7 +1576,7 @@
               </w:numPr>
               <w:ind w:left="0" w:leftChars="0" w:firstLine="0" w:firstLineChars="0"/>
               <w:rPr>
-                <w:rFonts w:hint="eastAsia" w:asciiTheme="minorHAnsi" w:hAnsiTheme="minorHAnsi" w:eastAsiaTheme="minorEastAsia" w:cstheme="minorBidi"/>
+                <w:rFonts w:hint="eastAsia" w:ascii="苹方" w:hAnsi="苹方" w:eastAsia="苹方" w:cs="苹方"/>
                 <w:kern w:val="2"/>
                 <w:sz w:val="16"/>
                 <w:szCs w:val="20"/>
@@ -1586,7 +1586,7 @@
             </w:pPr>
             <w:r>
               <w:rPr>
-                <w:rFonts w:hint="eastAsia"/>
+                <w:rFonts w:hint="eastAsia" w:ascii="苹方" w:hAnsi="苹方" w:eastAsia="苹方" w:cs="苹方"/>
                 <w:sz w:val="16"/>
                 <w:szCs w:val="20"/>
                 <w:vertAlign w:val="baseline"/>
@@ -1610,7 +1610,7 @@
               </w:numPr>
               <w:ind w:left="0" w:leftChars="0" w:firstLine="0" w:firstLineChars="0"/>
               <w:rPr>
-                <w:rFonts w:hint="eastAsia" w:asciiTheme="minorHAnsi" w:hAnsiTheme="minorHAnsi" w:eastAsiaTheme="minorEastAsia" w:cstheme="minorBidi"/>
+                <w:rFonts w:hint="eastAsia" w:ascii="苹方" w:hAnsi="苹方" w:eastAsia="苹方" w:cs="苹方"/>
                 <w:kern w:val="2"/>
                 <w:sz w:val="16"/>
                 <w:szCs w:val="20"/>
@@ -1620,7 +1620,7 @@
             </w:pPr>
             <w:r>
               <w:rPr>
-                <w:rFonts w:hint="eastAsia"/>
+                <w:rFonts w:hint="eastAsia" w:ascii="苹方" w:hAnsi="苹方" w:eastAsia="苹方" w:cs="苹方"/>
                 <w:sz w:val="16"/>
                 <w:szCs w:val="20"/>
                 <w:vertAlign w:val="baseline"/>
@@ -1646,7 +1646,7 @@
               </w:numPr>
               <w:ind w:left="0" w:leftChars="0" w:firstLine="0" w:firstLineChars="0"/>
               <w:rPr>
-                <w:rFonts w:hint="eastAsia" w:asciiTheme="minorHAnsi" w:hAnsiTheme="minorHAnsi" w:eastAsiaTheme="minorEastAsia" w:cstheme="minorBidi"/>
+                <w:rFonts w:hint="eastAsia" w:ascii="苹方" w:hAnsi="苹方" w:eastAsia="苹方" w:cs="苹方"/>
                 <w:kern w:val="2"/>
                 <w:sz w:val="16"/>
                 <w:szCs w:val="20"/>
@@ -1656,7 +1656,7 @@
             </w:pPr>
             <w:r>
               <w:rPr>
-                <w:rFonts w:hint="eastAsia"/>
+                <w:rFonts w:hint="eastAsia" w:ascii="苹方" w:hAnsi="苹方" w:eastAsia="苹方" w:cs="苹方"/>
                 <w:sz w:val="16"/>
                 <w:szCs w:val="20"/>
                 <w:vertAlign w:val="baseline"/>
@@ -1680,7 +1680,7 @@
               </w:numPr>
               <w:ind w:left="0" w:leftChars="0" w:firstLine="0" w:firstLineChars="0"/>
               <w:rPr>
-                <w:rFonts w:hint="eastAsia" w:asciiTheme="minorHAnsi" w:hAnsiTheme="minorHAnsi" w:eastAsiaTheme="minorEastAsia" w:cstheme="minorBidi"/>
+                <w:rFonts w:hint="eastAsia" w:ascii="苹方" w:hAnsi="苹方" w:eastAsia="苹方" w:cs="苹方"/>
                 <w:kern w:val="2"/>
                 <w:sz w:val="16"/>
                 <w:szCs w:val="20"/>
@@ -1690,7 +1690,7 @@
             </w:pPr>
             <w:r>
               <w:rPr>
-                <w:rFonts w:hint="eastAsia"/>
+                <w:rFonts w:hint="eastAsia" w:ascii="苹方" w:hAnsi="苹方" w:eastAsia="苹方" w:cs="苹方"/>
                 <w:sz w:val="16"/>
                 <w:szCs w:val="20"/>
                 <w:vertAlign w:val="baseline"/>
@@ -1714,7 +1714,7 @@
               </w:numPr>
               <w:ind w:left="0" w:leftChars="0" w:firstLine="0" w:firstLineChars="0"/>
               <w:rPr>
-                <w:rFonts w:hint="eastAsia" w:asciiTheme="minorHAnsi" w:hAnsiTheme="minorHAnsi" w:eastAsiaTheme="minorEastAsia" w:cstheme="minorBidi"/>
+                <w:rFonts w:hint="eastAsia" w:ascii="苹方" w:hAnsi="苹方" w:eastAsia="苹方" w:cs="苹方"/>
                 <w:kern w:val="2"/>
                 <w:sz w:val="16"/>
                 <w:szCs w:val="20"/>
@@ -1724,7 +1724,7 @@
             </w:pPr>
             <w:r>
               <w:rPr>
-                <w:rFonts w:hint="eastAsia"/>
+                <w:rFonts w:hint="eastAsia" w:ascii="苹方" w:hAnsi="苹方" w:eastAsia="苹方" w:cs="苹方"/>
                 <w:sz w:val="16"/>
                 <w:szCs w:val="20"/>
                 <w:vertAlign w:val="baseline"/>
@@ -1748,7 +1748,7 @@
               </w:numPr>
               <w:ind w:left="0" w:leftChars="0" w:firstLine="0" w:firstLineChars="0"/>
               <w:rPr>
-                <w:rFonts w:hint="eastAsia" w:asciiTheme="minorHAnsi" w:hAnsiTheme="minorHAnsi" w:eastAsiaTheme="minorEastAsia" w:cstheme="minorBidi"/>
+                <w:rFonts w:hint="eastAsia" w:ascii="苹方" w:hAnsi="苹方" w:eastAsia="苹方" w:cs="苹方"/>
                 <w:kern w:val="2"/>
                 <w:sz w:val="16"/>
                 <w:szCs w:val="20"/>
@@ -1758,7 +1758,7 @@
             </w:pPr>
             <w:r>
               <w:rPr>
-                <w:rFonts w:hint="eastAsia"/>
+                <w:rFonts w:hint="eastAsia" w:ascii="苹方" w:hAnsi="苹方" w:eastAsia="苹方" w:cs="苹方"/>
                 <w:sz w:val="16"/>
                 <w:szCs w:val="20"/>
                 <w:vertAlign w:val="baseline"/>
@@ -1782,7 +1782,7 @@
               </w:numPr>
               <w:ind w:left="0" w:leftChars="0" w:firstLine="0" w:firstLineChars="0"/>
               <w:rPr>
-                <w:rFonts w:hint="eastAsia" w:asciiTheme="minorHAnsi" w:hAnsiTheme="minorHAnsi" w:eastAsiaTheme="minorEastAsia" w:cstheme="minorBidi"/>
+                <w:rFonts w:hint="eastAsia" w:ascii="苹方" w:hAnsi="苹方" w:eastAsia="苹方" w:cs="苹方"/>
                 <w:kern w:val="2"/>
                 <w:sz w:val="16"/>
                 <w:szCs w:val="20"/>
@@ -1792,7 +1792,7 @@
             </w:pPr>
             <w:r>
               <w:rPr>
-                <w:rFonts w:hint="eastAsia"/>
+                <w:rFonts w:hint="eastAsia" w:ascii="苹方" w:hAnsi="苹方" w:eastAsia="苹方" w:cs="苹方"/>
                 <w:sz w:val="16"/>
                 <w:szCs w:val="20"/>
                 <w:vertAlign w:val="baseline"/>
@@ -1816,7 +1816,7 @@
               </w:numPr>
               <w:ind w:left="0" w:leftChars="0" w:firstLine="0" w:firstLineChars="0"/>
               <w:rPr>
-                <w:rFonts w:hint="eastAsia" w:asciiTheme="minorHAnsi" w:hAnsiTheme="minorHAnsi" w:eastAsiaTheme="minorEastAsia" w:cstheme="minorBidi"/>
+                <w:rFonts w:hint="eastAsia" w:ascii="苹方" w:hAnsi="苹方" w:eastAsia="苹方" w:cs="苹方"/>
                 <w:kern w:val="2"/>
                 <w:sz w:val="16"/>
                 <w:szCs w:val="20"/>
@@ -1827,7 +1827,7 @@
             </w:pPr>
             <w:r>
               <w:rPr>
-                <w:rFonts w:hint="eastAsia"/>
+                <w:rFonts w:hint="eastAsia" w:ascii="苹方" w:hAnsi="苹方" w:eastAsia="苹方" w:cs="苹方"/>
                 <w:sz w:val="16"/>
                 <w:szCs w:val="20"/>
                 <w:highlight w:val="yellow"/>
@@ -1852,7 +1852,7 @@
               </w:numPr>
               <w:ind w:left="0" w:leftChars="0" w:firstLine="0" w:firstLineChars="0"/>
               <w:rPr>
-                <w:rFonts w:hint="eastAsia" w:asciiTheme="minorHAnsi" w:hAnsiTheme="minorHAnsi" w:eastAsiaTheme="minorEastAsia" w:cstheme="minorBidi"/>
+                <w:rFonts w:hint="eastAsia" w:ascii="苹方" w:hAnsi="苹方" w:eastAsia="苹方" w:cs="苹方"/>
                 <w:kern w:val="2"/>
                 <w:sz w:val="16"/>
                 <w:szCs w:val="20"/>
@@ -1862,7 +1862,7 @@
             </w:pPr>
             <w:r>
               <w:rPr>
-                <w:rFonts w:hint="eastAsia"/>
+                <w:rFonts w:hint="eastAsia" w:ascii="苹方" w:hAnsi="苹方" w:eastAsia="苹方" w:cs="苹方"/>
                 <w:sz w:val="16"/>
                 <w:szCs w:val="20"/>
                 <w:vertAlign w:val="baseline"/>
@@ -1886,7 +1886,7 @@
               </w:numPr>
               <w:ind w:left="0" w:leftChars="0" w:firstLine="0" w:firstLineChars="0"/>
               <w:rPr>
-                <w:rFonts w:hint="eastAsia" w:asciiTheme="minorHAnsi" w:hAnsiTheme="minorHAnsi" w:eastAsiaTheme="minorEastAsia" w:cstheme="minorBidi"/>
+                <w:rFonts w:hint="eastAsia" w:ascii="苹方" w:hAnsi="苹方" w:eastAsia="苹方" w:cs="苹方"/>
                 <w:kern w:val="2"/>
                 <w:sz w:val="16"/>
                 <w:szCs w:val="20"/>
@@ -1896,7 +1896,7 @@
             </w:pPr>
             <w:r>
               <w:rPr>
-                <w:rFonts w:hint="eastAsia"/>
+                <w:rFonts w:hint="eastAsia" w:ascii="苹方" w:hAnsi="苹方" w:eastAsia="苹方" w:cs="苹方"/>
                 <w:sz w:val="16"/>
                 <w:szCs w:val="20"/>
                 <w:vertAlign w:val="baseline"/>
@@ -1920,7 +1920,7 @@
               </w:numPr>
               <w:ind w:left="0" w:leftChars="0" w:firstLine="0" w:firstLineChars="0"/>
               <w:rPr>
-                <w:rFonts w:hint="eastAsia" w:asciiTheme="minorHAnsi" w:hAnsiTheme="minorHAnsi" w:eastAsiaTheme="minorEastAsia" w:cstheme="minorBidi"/>
+                <w:rFonts w:hint="eastAsia" w:ascii="苹方" w:hAnsi="苹方" w:eastAsia="苹方" w:cs="苹方"/>
                 <w:kern w:val="2"/>
                 <w:sz w:val="16"/>
                 <w:szCs w:val="20"/>
@@ -1930,7 +1930,7 @@
             </w:pPr>
             <w:r>
               <w:rPr>
-                <w:rFonts w:hint="eastAsia"/>
+                <w:rFonts w:hint="eastAsia" w:ascii="苹方" w:hAnsi="苹方" w:eastAsia="苹方" w:cs="苹方"/>
                 <w:sz w:val="16"/>
                 <w:szCs w:val="20"/>
                 <w:vertAlign w:val="baseline"/>
@@ -1949,27 +1949,27 @@
           <w:numId w:val="0"/>
         </w:numPr>
         <w:rPr>
-          <w:rFonts w:hint="eastAsia"/>
+          <w:rFonts w:hint="eastAsia" w:ascii="苹方" w:hAnsi="苹方" w:eastAsia="苹方" w:cs="苹方"/>
           <w:lang w:val="en-US" w:eastAsia="zh-CN"/>
         </w:rPr>
       </w:pPr>
       <w:r>
         <w:rPr>
-          <w:rFonts w:hint="eastAsia"/>
+          <w:rFonts w:hint="eastAsia" w:ascii="苹方" w:hAnsi="苹方" w:eastAsia="苹方" w:cs="苹方"/>
           <w:lang w:val="en-US" w:eastAsia="zh-CN"/>
         </w:rPr>
         <w:t>假设，在2025年12月</w:t>
       </w:r>
       <w:r>
         <w:rPr>
-          <w:rFonts w:hint="default"/>
+          <w:rFonts w:hint="eastAsia" w:ascii="苹方" w:hAnsi="苹方" w:eastAsia="苹方" w:cs="苹方"/>
           <w:lang w:val="en-US" w:eastAsia="zh-CN"/>
         </w:rPr>
         <w:t>31</w:t>
       </w:r>
       <w:r>
         <w:rPr>
-          <w:rFonts w:hint="eastAsia"/>
+          <w:rFonts w:hint="eastAsia" w:ascii="苹方" w:hAnsi="苹方" w:eastAsia="苹方" w:cs="苹方"/>
           <w:lang w:val="en-US" w:eastAsia="zh-CN"/>
         </w:rPr>
         <w:t>日，在新的财报公布中，对于向前三个季度的数据有修正，则需要在新的交易日做对应的调整。</w:t>
@@ -1982,13 +1982,13 @@
           <w:numId w:val="0"/>
         </w:numPr>
         <w:rPr>
-          <w:rFonts w:hint="eastAsia"/>
+          <w:rFonts w:hint="eastAsia" w:ascii="苹方" w:hAnsi="苹方" w:eastAsia="苹方" w:cs="苹方"/>
           <w:lang w:val="en-US" w:eastAsia="zh-CN"/>
         </w:rPr>
       </w:pPr>
       <w:r>
         <w:rPr>
-          <w:rFonts w:hint="eastAsia"/>
+          <w:rFonts w:hint="eastAsia" w:ascii="苹方" w:hAnsi="苹方" w:eastAsia="苹方" w:cs="苹方"/>
           <w:lang w:val="en-US" w:eastAsia="zh-CN"/>
         </w:rPr>
         <w:t>附件说明：</w:t>
@@ -2001,13 +2001,13 @@
           <w:numId w:val="0"/>
         </w:numPr>
         <w:rPr>
-          <w:rFonts w:hint="eastAsia"/>
+          <w:rFonts w:hint="eastAsia" w:ascii="苹方" w:hAnsi="苹方" w:eastAsia="苹方" w:cs="苹方"/>
           <w:lang w:val="en-US" w:eastAsia="zh-CN"/>
         </w:rPr>
       </w:pPr>
       <w:r>
         <w:rPr>
-          <w:rFonts w:hint="eastAsia"/>
+          <w:rFonts w:hint="eastAsia" w:ascii="苹方" w:hAnsi="苹方" w:eastAsia="苹方" w:cs="苹方"/>
           <w:lang w:val="en-US" w:eastAsia="zh-CN"/>
         </w:rPr>
         <w:t>1）交易日信息</w:t>
@@ -2020,13 +2020,13 @@
           <w:numId w:val="0"/>
         </w:numPr>
         <w:rPr>
-          <w:rFonts w:hint="default"/>
+          <w:rFonts w:hint="eastAsia" w:ascii="苹方" w:hAnsi="苹方" w:eastAsia="苹方" w:cs="苹方"/>
           <w:lang w:val="en-US" w:eastAsia="zh-CN"/>
         </w:rPr>
       </w:pPr>
       <w:r>
         <w:rPr>
-          <w:rFonts w:hint="eastAsia"/>
+          <w:rFonts w:hint="eastAsia" w:ascii="苹方" w:hAnsi="苹方" w:eastAsia="苹方" w:cs="苹方"/>
           <w:lang w:val="en-US" w:eastAsia="zh-CN"/>
         </w:rPr>
         <w:t>2）公司净利润表</w:t>
